--- a/기획/상점.docx
+++ b/기획/상점.docx
@@ -114,11 +114,6 @@
       </w:r>
     </w:p>
     <w:p>
-      <w:pPr>
-        <w:rPr>
-          <w:rFonts w:hint="eastAsia"/>
-        </w:rPr>
-      </w:pPr>
       <w:r>
         <w:rPr>
           <w:rFonts w:hint="eastAsia"/>
@@ -160,11 +155,6 @@
       </w:r>
     </w:p>
     <w:p>
-      <w:pPr>
-        <w:rPr>
-          <w:rFonts w:hint="eastAsia"/>
-        </w:rPr>
-      </w:pPr>
       <w:r>
         <w:rPr>
           <w:noProof/>
@@ -207,7 +197,6 @@
                           <w:p>
                             <w:pPr>
                               <w:rPr>
-                                <w:rFonts w:hint="eastAsia"/>
                                 <w:b/>
                                 <w:bCs/>
                                 <w:color w:val="FFFFFF" w:themeColor="background1"/>
@@ -551,6 +540,15 @@
         </w:rPr>
         <w:t>구매 최대 개수 99개</w:t>
       </w:r>
+      <w:r>
+        <w:br/>
+      </w:r>
+      <w:r>
+        <w:rPr>
+          <w:rFonts w:hint="eastAsia"/>
+        </w:rPr>
+        <w:t>- 도구는 한 번에 한 종류씩만 구매할 수 있음</w:t>
+      </w:r>
     </w:p>
     <w:p>
       <w:r>
@@ -560,7 +558,6 @@
     <w:p>
       <w:pPr>
         <w:rPr>
-          <w:rFonts w:hint="eastAsia"/>
           <w:sz w:val="28"/>
           <w:szCs w:val="28"/>
         </w:rPr>
@@ -693,63 +690,212 @@
       </w:r>
     </w:p>
     <w:p>
-      <w:r>
-        <w:rPr>
-          <w:rFonts w:hint="eastAsia"/>
-        </w:rPr>
-        <w:t xml:space="preserve">- </w:t>
-      </w:r>
-      <w:r>
-        <w:rPr>
-          <w:rFonts w:hint="eastAsia"/>
-        </w:rPr>
-        <w:t>현재 보유 크레딧보다 구매하려는 금액이 더 크면 구매 불가 버튼, 아니라면 구매 버튼</w:t>
+      <w:pPr>
+        <w:rPr>
+          <w:rFonts w:hint="eastAsia"/>
+          <w:sz w:val="20"/>
+          <w:szCs w:val="20"/>
+        </w:rPr>
+      </w:pPr>
+      <w:r>
+        <w:rPr>
+          <w:rFonts w:hint="eastAsia"/>
+          <w:sz w:val="20"/>
+          <w:szCs w:val="20"/>
+        </w:rPr>
+        <w:t>(</w:t>
+      </w:r>
+      <w:r>
+        <w:rPr>
+          <w:sz w:val="20"/>
+          <w:szCs w:val="20"/>
+        </w:rPr>
+        <w:t>‘</w:t>
+      </w:r>
+      <w:r>
+        <w:rPr>
+          <w:rFonts w:hint="eastAsia"/>
+          <w:sz w:val="20"/>
+          <w:szCs w:val="20"/>
+        </w:rPr>
+        <w:t>- +</w:t>
+      </w:r>
+      <w:r>
+        <w:rPr>
+          <w:sz w:val="20"/>
+          <w:szCs w:val="20"/>
+        </w:rPr>
+        <w:t>’</w:t>
+      </w:r>
+      <w:r>
+        <w:rPr>
+          <w:rFonts w:hint="eastAsia"/>
+          <w:sz w:val="20"/>
+          <w:szCs w:val="20"/>
+        </w:rPr>
+        <w:t xml:space="preserve"> 버튼으로 개수 선택하게끔 해놨는데, 개수 적혀있는 박스 선택해서 직접 입력하게 해도 상관없음</w:t>
+      </w:r>
+      <w:r>
+        <w:rPr>
+          <w:rFonts w:hint="eastAsia"/>
+          <w:sz w:val="20"/>
+          <w:szCs w:val="20"/>
+        </w:rPr>
+        <w:t>)</w:t>
+      </w:r>
+      <w:r>
+        <w:rPr>
+          <w:rFonts w:hint="eastAsia"/>
+          <w:sz w:val="20"/>
+          <w:szCs w:val="20"/>
+        </w:rPr>
+        <w:t xml:space="preserve"> (음수 불가)</w:t>
       </w:r>
     </w:p>
     <w:p>
       <w:pPr>
         <w:rPr>
-          <w:rFonts w:hint="eastAsia"/>
+          <w:szCs w:val="22"/>
         </w:rPr>
       </w:pPr>
       <w:r>
         <w:rPr>
           <w:rFonts w:hint="eastAsia"/>
+          <w:szCs w:val="22"/>
         </w:rPr>
         <w:t xml:space="preserve">- </w:t>
       </w:r>
       <w:r>
         <w:rPr>
           <w:rFonts w:hint="eastAsia"/>
-        </w:rPr>
-        <w:t xml:space="preserve">선택된 개수가 0일 때는 우선 </w:t>
-      </w:r>
-      <w:r>
-        <w:t>‘</w:t>
-      </w:r>
-      <w:r>
-        <w:rPr>
-          <w:rFonts w:hint="eastAsia"/>
-        </w:rPr>
-        <w:t>구매 버튼</w:t>
-      </w:r>
-      <w:r>
-        <w:t>’</w:t>
-      </w:r>
-      <w:r>
-        <w:rPr>
-          <w:rFonts w:hint="eastAsia"/>
-        </w:rPr>
-        <w:t xml:space="preserve">이 나오지만 눌러도 아무 일 일어나지 </w:t>
-      </w:r>
-      <w:r>
-        <w:rPr>
-          <w:rFonts w:hint="eastAsia"/>
-        </w:rPr>
-        <w:t>않음</w:t>
+          <w:szCs w:val="22"/>
+        </w:rPr>
+        <w:t xml:space="preserve">한 도구의 구매 개수가 변경되면 </w:t>
+      </w:r>
+      <w:r>
+        <w:rPr>
+          <w:rFonts w:hint="eastAsia"/>
+          <w:szCs w:val="22"/>
+        </w:rPr>
+        <w:t xml:space="preserve">다른 </w:t>
+      </w:r>
+      <w:r>
+        <w:rPr>
+          <w:rFonts w:hint="eastAsia"/>
+          <w:szCs w:val="22"/>
+        </w:rPr>
+        <w:t xml:space="preserve">도구들은 </w:t>
+      </w:r>
+      <w:r>
+        <w:rPr>
+          <w:rFonts w:hint="eastAsia"/>
+          <w:szCs w:val="22"/>
+        </w:rPr>
+        <w:t>회색으로 변하고 선택 불가하게 됨</w:t>
+      </w:r>
+      <w:r>
+        <w:rPr>
+          <w:rFonts w:hint="eastAsia"/>
+          <w:szCs w:val="22"/>
+        </w:rPr>
+        <w:t>.</w:t>
       </w:r>
     </w:p>
     <w:p>
+      <w:pPr>
+        <w:rPr>
+          <w:rFonts w:hint="eastAsia"/>
+          <w:szCs w:val="22"/>
+        </w:rPr>
+      </w:pPr>
+      <w:r>
+        <w:rPr>
+          <w:rFonts w:hint="eastAsia"/>
+          <w:szCs w:val="22"/>
+        </w:rPr>
+        <w:t>- 개수가 변경된 뒤, 개수 초기화 버튼으로 구매 개수 0으로 초기화하면</w:t>
+      </w:r>
+      <w:r>
+        <w:rPr>
+          <w:rFonts w:hint="eastAsia"/>
+          <w:szCs w:val="22"/>
+        </w:rPr>
+        <w:t xml:space="preserve"> </w:t>
+      </w:r>
+      <w:r>
+        <w:rPr>
+          <w:rFonts w:hint="eastAsia"/>
+          <w:szCs w:val="22"/>
+        </w:rPr>
+        <w:t>다시 세 개 다 선택 가능 선택이 됨</w:t>
+      </w:r>
+    </w:p>
+    <w:p>
+      <w:r>
+        <w:rPr>
+          <w:rFonts w:hint="eastAsia"/>
+          <w:szCs w:val="22"/>
+        </w:rPr>
+        <w:t xml:space="preserve">- </w:t>
+      </w:r>
+      <w:r>
+        <w:rPr>
+          <w:rFonts w:hint="eastAsia"/>
+          <w:szCs w:val="22"/>
+        </w:rPr>
+        <w:t>현재 보유 크레딧보다 구매하려는</w:t>
+      </w:r>
+      <w:r>
+        <w:rPr>
+          <w:rFonts w:hint="eastAsia"/>
+        </w:rPr>
+        <w:t xml:space="preserve"> 금액이 더 크면 구매 불가 버튼, 아니라면 구매 버튼</w:t>
+      </w:r>
+    </w:p>
+    <w:p>
+      <w:r>
+        <w:rPr>
+          <w:rFonts w:hint="eastAsia"/>
+        </w:rPr>
+        <w:t xml:space="preserve">- </w:t>
+      </w:r>
+      <w:r>
+        <w:rPr>
+          <w:rFonts w:hint="eastAsia"/>
+        </w:rPr>
+        <w:t xml:space="preserve">선택된 개수가 0일 때는 우선 </w:t>
+      </w:r>
+      <w:r>
+        <w:t>‘</w:t>
+      </w:r>
+      <w:r>
+        <w:rPr>
+          <w:rFonts w:hint="eastAsia"/>
+        </w:rPr>
+        <w:t>구매 버튼</w:t>
+      </w:r>
+      <w:r>
+        <w:t>’</w:t>
+      </w:r>
+      <w:r>
+        <w:rPr>
+          <w:rFonts w:hint="eastAsia"/>
+        </w:rPr>
+        <w:t xml:space="preserve">이 나오지만 눌러도 아무 일 일어나지 </w:t>
+      </w:r>
+      <w:r>
+        <w:rPr>
+          <w:rFonts w:hint="eastAsia"/>
+        </w:rPr>
+        <w:t>않음</w:t>
+      </w:r>
+    </w:p>
+    <w:p>
+      <w:pPr>
+        <w:rPr>
+          <w:rFonts w:hint="eastAsia"/>
+        </w:rPr>
+      </w:pPr>
       <w:r>
         <w:rPr>
           <w:noProof/>
@@ -757,18 +903,18 @@
         <mc:AlternateContent>
           <mc:Choice Requires="wps">
             <w:drawing>
-              <wp:anchor distT="0" distB="0" distL="114300" distR="114300" simplePos="0" relativeHeight="251677696" behindDoc="0" locked="0" layoutInCell="1" allowOverlap="1" wp14:anchorId="0EC8D562" wp14:editId="5C78535A">
+              <wp:anchor distT="0" distB="0" distL="114300" distR="114300" simplePos="0" relativeHeight="251683840" behindDoc="0" locked="0" layoutInCell="1" allowOverlap="1" wp14:anchorId="11E33B6F" wp14:editId="2163A149">
                 <wp:simplePos x="0" y="0"/>
                 <wp:positionH relativeFrom="column">
-                  <wp:posOffset>3406581</wp:posOffset>
+                  <wp:posOffset>4991100</wp:posOffset>
                 </wp:positionH>
                 <wp:positionV relativeFrom="paragraph">
-                  <wp:posOffset>2317703</wp:posOffset>
+                  <wp:posOffset>1209675</wp:posOffset>
                 </wp:positionV>
-                <wp:extent cx="914400" cy="376813"/>
-                <wp:effectExtent l="0" t="0" r="0" b="4445"/>
+                <wp:extent cx="1085850" cy="409575"/>
+                <wp:effectExtent l="0" t="0" r="0" b="0"/>
                 <wp:wrapNone/>
-                <wp:docPr id="513047172" name="Text Box 11"/>
+                <wp:docPr id="356035803" name="Text Box 13"/>
                 <wp:cNvGraphicFramePr/>
                 <a:graphic xmlns:a="http://schemas.openxmlformats.org/drawingml/2006/main">
                   <a:graphicData uri="http://schemas.microsoft.com/office/word/2010/wordprocessingShape">
@@ -777,7 +923,7 @@
                       <wps:spPr>
                         <a:xfrm>
                           <a:off x="0" y="0"/>
-                          <a:ext cx="914400" cy="376813"/>
+                          <a:ext cx="1085850" cy="409575"/>
                         </a:xfrm>
                         <a:prstGeom prst="rect">
                           <a:avLst/>
@@ -793,28 +939,18 @@
                             <w:pPr>
                               <w:rPr>
                                 <w:rFonts w:hint="eastAsia"/>
-                                <w:b/>
-                                <w:bCs/>
-                                <w:color w:val="0F9ED5" w:themeColor="accent4"/>
-                                <w:sz w:val="28"/>
-                                <w:szCs w:val="28"/>
                               </w:rPr>
                             </w:pPr>
                             <w:r>
                               <w:rPr>
                                 <w:rFonts w:hint="eastAsia"/>
-                                <w:b/>
-                                <w:bCs/>
-                                <w:color w:val="0F9ED5" w:themeColor="accent4"/>
-                                <w:sz w:val="28"/>
-                                <w:szCs w:val="28"/>
                               </w:rPr>
-                              <w:t>or</w:t>
+                              <w:t>: 기본 상태</w:t>
                             </w:r>
                           </w:p>
                         </w:txbxContent>
                       </wps:txbx>
-                      <wps:bodyPr rot="0" spcFirstLastPara="0" vertOverflow="overflow" horzOverflow="overflow" vert="horz" wrap="none" lIns="91440" tIns="45720" rIns="91440" bIns="45720" numCol="1" spcCol="0" rtlCol="0" fromWordArt="0" anchor="t" anchorCtr="0" forceAA="0" compatLnSpc="1">
+                      <wps:bodyPr rot="0" spcFirstLastPara="0" vertOverflow="overflow" horzOverflow="overflow" vert="horz" wrap="square" lIns="91440" tIns="45720" rIns="91440" bIns="45720" numCol="1" spcCol="0" rtlCol="0" fromWordArt="0" anchor="t" anchorCtr="0" forceAA="0" compatLnSpc="1">
                         <a:prstTxWarp prst="textNoShape">
                           <a:avLst/>
                         </a:prstTxWarp>
@@ -831,30 +967,24 @@
           </mc:Choice>
           <mc:Fallback>
             <w:pict>
-              <v:shape w14:anchorId="0EC8D562" id="_x0000_s1027" type="#_x0000_t202" style="position:absolute;margin-left:268.25pt;margin-top:182.5pt;width:1in;height:29.65pt;z-index:251677696;visibility:visible;mso-wrap-style:none;mso-height-percent:0;mso-wrap-distance-left:9pt;mso-wrap-distance-top:0;mso-wrap-distance-right:9pt;mso-wrap-distance-bottom:0;mso-position-horizontal:absolute;mso-position-horizontal-relative:text;mso-position-vertical:absolute;mso-position-vertical-relative:text;mso-height-percent:0;mso-height-relative:margin;v-text-anchor:top" o:gfxdata="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" filled="f" stroked="f" strokeweight=".5pt">
+              <v:shapetype w14:anchorId="11E33B6F" id="_x0000_t202" coordsize="21600,21600" o:spt="202" path="m,l,21600r21600,l21600,xe">
+                <v:stroke joinstyle="miter"/>
+                <v:path gradientshapeok="t" o:connecttype="rect"/>
+              </v:shapetype>
+              <v:shape id="Text Box 13" o:spid="_x0000_s1027" type="#_x0000_t202" style="position:absolute;margin-left:393pt;margin-top:95.25pt;width:85.5pt;height:32.25pt;z-index:251683840;visibility:visible;mso-wrap-style:square;mso-height-percent:0;mso-wrap-distance-left:9pt;mso-wrap-distance-top:0;mso-wrap-distance-right:9pt;mso-wrap-distance-bottom:0;mso-position-horizontal:absolute;mso-position-horizontal-relative:text;mso-position-vertical:absolute;mso-position-vertical-relative:text;mso-height-percent:0;mso-height-relative:margin;v-text-anchor:top" o:gfxdata="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" filled="f" stroked="f" strokeweight=".5pt">
                 <v:textbox>
                   <w:txbxContent>
                     <w:p>
                       <w:pPr>
                         <w:rPr>
                           <w:rFonts w:hint="eastAsia"/>
-                          <w:b/>
-                          <w:bCs/>
-                          <w:color w:val="0F9ED5" w:themeColor="accent4"/>
-                          <w:sz w:val="28"/>
-                          <w:szCs w:val="28"/>
                         </w:rPr>
                       </w:pPr>
                       <w:r>
                         <w:rPr>
                           <w:rFonts w:hint="eastAsia"/>
-                          <w:b/>
-                          <w:bCs/>
-                          <w:color w:val="0F9ED5" w:themeColor="accent4"/>
-                          <w:sz w:val="28"/>
-                          <w:szCs w:val="28"/>
                         </w:rPr>
-                        <w:t>or</w:t>
+                        <w:t>: 기본 상태</w:t>
                       </w:r>
                     </w:p>
                   </w:txbxContent>
@@ -871,16 +1001,16 @@
         <mc:AlternateContent>
           <mc:Choice Requires="wpg">
             <w:drawing>
-              <wp:anchor distT="0" distB="0" distL="114300" distR="114300" simplePos="0" relativeHeight="251676672" behindDoc="0" locked="0" layoutInCell="1" allowOverlap="1" wp14:anchorId="2D2442A5" wp14:editId="2FB09FF1">
+              <wp:anchor distT="0" distB="0" distL="114300" distR="114300" simplePos="0" relativeHeight="251681792" behindDoc="0" locked="0" layoutInCell="1" allowOverlap="1" wp14:anchorId="2D2442A5" wp14:editId="75494008">
                 <wp:simplePos x="0" y="0"/>
                 <wp:positionH relativeFrom="column">
-                  <wp:posOffset>2532185</wp:posOffset>
+                  <wp:posOffset>681487</wp:posOffset>
                 </wp:positionH>
                 <wp:positionV relativeFrom="paragraph">
-                  <wp:posOffset>447431</wp:posOffset>
+                  <wp:posOffset>1350429</wp:posOffset>
                 </wp:positionV>
-                <wp:extent cx="2300605" cy="2612571"/>
-                <wp:effectExtent l="0" t="0" r="23495" b="16510"/>
+                <wp:extent cx="3390701" cy="3947927"/>
+                <wp:effectExtent l="0" t="0" r="19685" b="14605"/>
                 <wp:wrapNone/>
                 <wp:docPr id="1102831904" name="그룹 3"/>
                 <wp:cNvGraphicFramePr/>
@@ -891,9 +1021,9 @@
                       <wpg:grpSpPr>
                         <a:xfrm>
                           <a:off x="0" y="0"/>
-                          <a:ext cx="2300605" cy="2612571"/>
-                          <a:chOff x="-89491" y="0"/>
-                          <a:chExt cx="2562654" cy="2909704"/>
+                          <a:ext cx="3390701" cy="3947927"/>
+                          <a:chOff x="-2064916" y="-2828874"/>
+                          <a:chExt cx="4590992" cy="5345193"/>
                         </a:xfrm>
                       </wpg:grpSpPr>
                       <wpg:grpSp>
@@ -901,10 +1031,10 @@
                         <wpg:cNvGrpSpPr/>
                         <wpg:grpSpPr>
                           <a:xfrm>
-                            <a:off x="1294411" y="0"/>
-                            <a:ext cx="1178752" cy="2476642"/>
-                            <a:chOff x="0" y="0"/>
-                            <a:chExt cx="1178752" cy="2476642"/>
+                            <a:off x="-2064916" y="-2828874"/>
+                            <a:ext cx="4590992" cy="5345193"/>
+                            <a:chOff x="-3359327" y="-2828874"/>
+                            <a:chExt cx="4590992" cy="5345193"/>
                           </a:xfrm>
                         </wpg:grpSpPr>
                         <wps:wsp>
@@ -912,7 +1042,7 @@
                           <wps:cNvSpPr/>
                           <wps:spPr>
                             <a:xfrm>
-                              <a:off x="89854" y="0"/>
+                              <a:off x="-3359327" y="-2800852"/>
                               <a:ext cx="248858" cy="238506"/>
                             </a:xfrm>
                             <a:prstGeom prst="ellipse">
@@ -953,8 +1083,8 @@
                           <wps:cNvSpPr/>
                           <wps:spPr>
                             <a:xfrm>
-                              <a:off x="544411" y="0"/>
-                              <a:ext cx="248858" cy="238506"/>
+                              <a:off x="-3043676" y="-2800852"/>
+                              <a:ext cx="248859" cy="238506"/>
                             </a:xfrm>
                             <a:prstGeom prst="ellipse">
                               <a:avLst/>
@@ -994,7 +1124,7 @@
                           <wps:cNvSpPr/>
                           <wps:spPr>
                             <a:xfrm>
-                              <a:off x="89854" y="597267"/>
+                              <a:off x="-1594220" y="-2828874"/>
                               <a:ext cx="248858" cy="238506"/>
                             </a:xfrm>
                             <a:prstGeom prst="ellipse">
@@ -1035,8 +1165,8 @@
                           <wps:cNvSpPr/>
                           <wps:spPr>
                             <a:xfrm>
-                              <a:off x="544411" y="597267"/>
-                              <a:ext cx="248285" cy="238125"/>
+                              <a:off x="-1278571" y="-2828874"/>
+                              <a:ext cx="248285" cy="238127"/>
                             </a:xfrm>
                             <a:prstGeom prst="ellipse">
                               <a:avLst/>
@@ -1076,7 +1206,7 @@
                           <wps:cNvSpPr/>
                           <wps:spPr>
                             <a:xfrm>
-                              <a:off x="95140" y="1194534"/>
+                              <a:off x="146728" y="-2811479"/>
                               <a:ext cx="248285" cy="238125"/>
                             </a:xfrm>
                             <a:prstGeom prst="ellipse">
@@ -1117,7 +1247,7 @@
                           <wps:cNvSpPr/>
                           <wps:spPr>
                             <a:xfrm>
-                              <a:off x="549697" y="1194534"/>
+                              <a:off x="462378" y="-2811479"/>
                               <a:ext cx="248285" cy="238125"/>
                             </a:xfrm>
                             <a:prstGeom prst="ellipse">
@@ -1158,7 +1288,7 @@
                           <wps:cNvSpPr/>
                           <wps:spPr>
                             <a:xfrm>
-                              <a:off x="0" y="2082506"/>
+                              <a:off x="52913" y="2122183"/>
                               <a:ext cx="1178752" cy="394136"/>
                             </a:xfrm>
                             <a:prstGeom prst="ellipse">
@@ -1200,8 +1330,8 @@
                         <wps:cNvSpPr/>
                         <wps:spPr>
                           <a:xfrm>
-                            <a:off x="-89491" y="2372528"/>
-                            <a:ext cx="1178560" cy="537176"/>
+                            <a:off x="-251745" y="1683556"/>
+                            <a:ext cx="1178561" cy="537176"/>
                           </a:xfrm>
                           <a:prstGeom prst="ellipse">
                             <a:avLst/>
@@ -1250,31 +1380,31 @@
           </mc:Choice>
           <mc:Fallback>
             <w:pict>
-              <v:group w14:anchorId="1AF75CA7" id="그룹 3" o:spid="_x0000_s1026" style="position:absolute;margin-left:199.4pt;margin-top:35.25pt;width:181.15pt;height:205.7pt;z-index:251676672;mso-width-relative:margin;mso-height-relative:margin" coordorigin="-894" coordsize="25626,29097" o:gfxdata="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">
-                <v:group id="그룹 2" o:spid="_x0000_s1027" style="position:absolute;left:12944;width:11787;height:24766" coordsize="11787,24766" o:gfxdata="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">
-                  <v:oval id="타원 1" o:spid="_x0000_s1028" style="position:absolute;left:898;width:2489;height:2385;visibility:visible;mso-wrap-style:square;v-text-anchor:middle" o:gfxdata="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" filled="f" strokecolor="#0f9ed5 [3207]" strokeweight="1.5pt">
+              <v:group w14:anchorId="1A416FB8" id="그룹 3" o:spid="_x0000_s1026" style="position:absolute;margin-left:53.65pt;margin-top:106.35pt;width:267pt;height:310.85pt;z-index:251681792;mso-width-relative:margin;mso-height-relative:margin" coordorigin="-20649,-28288" coordsize="45909,53451" o:gfxdata="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">
+                <v:group id="그룹 2" o:spid="_x0000_s1027" style="position:absolute;left:-20649;top:-28288;width:45909;height:53451" coordorigin="-33593,-28288" coordsize="45909,53451" o:gfxdata="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">
+                  <v:oval id="타원 1" o:spid="_x0000_s1028" style="position:absolute;left:-33593;top:-28008;width:2489;height:2385;visibility:visible;mso-wrap-style:square;v-text-anchor:middle" o:gfxdata="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" filled="f" strokecolor="#0f9ed5 [3207]" strokeweight="1.5pt">
                     <v:stroke joinstyle="miter"/>
                   </v:oval>
-                  <v:oval id="타원 1" o:spid="_x0000_s1029" style="position:absolute;left:5444;width:2488;height:2385;visibility:visible;mso-wrap-style:square;v-text-anchor:middle" o:gfxdata="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" filled="f" strokecolor="#0f9ed5 [3207]" strokeweight="1.5pt">
+                  <v:oval id="타원 1" o:spid="_x0000_s1029" style="position:absolute;left:-30436;top:-28008;width:2488;height:2385;visibility:visible;mso-wrap-style:square;v-text-anchor:middle" o:gfxdata="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" filled="f" strokecolor="#0f9ed5 [3207]" strokeweight="1.5pt">
                     <v:stroke joinstyle="miter"/>
                   </v:oval>
-                  <v:oval id="타원 1" o:spid="_x0000_s1030" style="position:absolute;left:898;top:5972;width:2489;height:2385;visibility:visible;mso-wrap-style:square;v-text-anchor:middle" o:gfxdata="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" filled="f" strokecolor="#0f9ed5 [3207]" strokeweight="1.5pt">
+                  <v:oval id="타원 1" o:spid="_x0000_s1030" style="position:absolute;left:-15942;top:-28288;width:2489;height:2385;visibility:visible;mso-wrap-style:square;v-text-anchor:middle" o:gfxdata="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" filled="f" strokecolor="#0f9ed5 [3207]" strokeweight="1.5pt">
                     <v:stroke joinstyle="miter"/>
                   </v:oval>
-                  <v:oval id="타원 1" o:spid="_x0000_s1031" style="position:absolute;left:5444;top:5972;width:2482;height:2381;visibility:visible;mso-wrap-style:square;v-text-anchor:middle" o:gfxdata="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" filled="f" strokecolor="#0f9ed5 [3207]" strokeweight="1.5pt">
+                  <v:oval id="타원 1" o:spid="_x0000_s1031" style="position:absolute;left:-12785;top:-28288;width:2483;height:2381;visibility:visible;mso-wrap-style:square;v-text-anchor:middle" o:gfxdata="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" filled="f" strokecolor="#0f9ed5 [3207]" strokeweight="1.5pt">
                     <v:stroke joinstyle="miter"/>
                   </v:oval>
-                  <v:oval id="타원 1" o:spid="_x0000_s1032" style="position:absolute;left:951;top:11945;width:2483;height:2381;visibility:visible;mso-wrap-style:square;v-text-anchor:middle" o:gfxdata="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" filled="f" strokecolor="#0f9ed5 [3207]" strokeweight="1.5pt">
+                  <v:oval id="타원 1" o:spid="_x0000_s1032" style="position:absolute;left:1467;top:-28114;width:2483;height:2381;visibility:visible;mso-wrap-style:square;v-text-anchor:middle" o:gfxdata="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" filled="f" strokecolor="#0f9ed5 [3207]" strokeweight="1.5pt">
                     <v:stroke joinstyle="miter"/>
                   </v:oval>
-                  <v:oval id="타원 1" o:spid="_x0000_s1033" style="position:absolute;left:5496;top:11945;width:2483;height:2381;visibility:visible;mso-wrap-style:square;v-text-anchor:middle" o:gfxdata="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" filled="f" strokecolor="#0f9ed5 [3207]" strokeweight="1.5pt">
+                  <v:oval id="타원 1" o:spid="_x0000_s1033" style="position:absolute;left:4623;top:-28114;width:2483;height:2381;visibility:visible;mso-wrap-style:square;v-text-anchor:middle" o:gfxdata="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" filled="f" strokecolor="#0f9ed5 [3207]" strokeweight="1.5pt">
                     <v:stroke joinstyle="miter"/>
                   </v:oval>
-                  <v:oval id="타원 1" o:spid="_x0000_s1034" style="position:absolute;top:20825;width:11787;height:3941;visibility:visible;mso-wrap-style:square;v-text-anchor:middle" o:gfxdata="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" filled="f" strokecolor="#0f9ed5 [3207]" strokeweight="1.5pt">
+                  <v:oval id="타원 1" o:spid="_x0000_s1034" style="position:absolute;left:529;top:21221;width:11787;height:3942;visibility:visible;mso-wrap-style:square;v-text-anchor:middle" o:gfxdata="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" filled="f" strokecolor="#0f9ed5 [3207]" strokeweight="1.5pt">
                     <v:stroke joinstyle="miter"/>
                   </v:oval>
                 </v:group>
-                <v:oval id="타원 1" o:spid="_x0000_s1035" style="position:absolute;left:-894;top:23725;width:11784;height:5372;visibility:visible;mso-wrap-style:square;v-text-anchor:middle" o:gfxdata="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" filled="f" strokecolor="#0f9ed5 [3207]" strokeweight="1.5pt">
+                <v:oval id="타원 1" o:spid="_x0000_s1035" style="position:absolute;left:-2517;top:16835;width:11785;height:5372;visibility:visible;mso-wrap-style:square;v-text-anchor:middle" o:gfxdata="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" filled="f" strokecolor="#0f9ed5 [3207]" strokeweight="1.5pt">
                   <v:stroke joinstyle="miter"/>
                 </v:oval>
               </v:group>
@@ -1287,18 +1417,10 @@
           <w:noProof/>
         </w:rPr>
         <w:drawing>
-          <wp:anchor distT="0" distB="0" distL="114300" distR="114300" simplePos="0" relativeHeight="251673600" behindDoc="0" locked="0" layoutInCell="1" allowOverlap="1" wp14:anchorId="26B72E3D" wp14:editId="56D4D2B9">
-            <wp:simplePos x="0" y="0"/>
-            <wp:positionH relativeFrom="column">
-              <wp:posOffset>2538856</wp:posOffset>
-            </wp:positionH>
-            <wp:positionV relativeFrom="paragraph">
-              <wp:posOffset>2621420</wp:posOffset>
-            </wp:positionV>
-            <wp:extent cx="1138555" cy="375920"/>
-            <wp:effectExtent l="19050" t="19050" r="23495" b="24130"/>
-            <wp:wrapNone/>
-            <wp:docPr id="421941041" name="그림 1"/>
+          <wp:inline distT="0" distB="0" distL="0" distR="0" wp14:anchorId="7EDF3C17" wp14:editId="4C742309">
+            <wp:extent cx="4966222" cy="2690037"/>
+            <wp:effectExtent l="0" t="0" r="6350" b="0"/>
+            <wp:docPr id="158335863" name="그림 1"/>
             <wp:cNvGraphicFramePr>
               <a:graphicFrameLocks xmlns:a="http://schemas.openxmlformats.org/drawingml/2006/main" noChangeAspect="1"/>
             </wp:cNvGraphicFramePr>
@@ -1306,10 +1428,10 @@
               <a:graphicData uri="http://schemas.openxmlformats.org/drawingml/2006/picture">
                 <pic:pic xmlns:pic="http://schemas.openxmlformats.org/drawingml/2006/picture">
                   <pic:nvPicPr>
-                    <pic:cNvPr id="421941041" name=""/>
+                    <pic:cNvPr id="158335863" name="그림 1"/>
                     <pic:cNvPicPr/>
                   </pic:nvPicPr>
-                  <pic:blipFill rotWithShape="1">
+                  <pic:blipFill>
                     <a:blip r:embed="rId7" cstate="print">
                       <a:extLst>
                         <a:ext uri="{28A0092B-C50C-407E-A947-70E740481C1C}">
@@ -1317,7 +1439,295 @@
                         </a:ext>
                       </a:extLst>
                     </a:blip>
-                    <a:srcRect l="72810" t="82941" r="7275" b="4923"/>
+                    <a:stretch>
+                      <a:fillRect/>
+                    </a:stretch>
+                  </pic:blipFill>
+                  <pic:spPr>
+                    <a:xfrm>
+                      <a:off x="0" y="0"/>
+                      <a:ext cx="4966222" cy="2690037"/>
+                    </a:xfrm>
+                    <a:prstGeom prst="rect">
+                      <a:avLst/>
+                    </a:prstGeom>
+                  </pic:spPr>
+                </pic:pic>
+              </a:graphicData>
+            </a:graphic>
+          </wp:inline>
+        </w:drawing>
+      </w:r>
+    </w:p>
+    <w:p>
+      <w:pPr>
+        <w:rPr>
+          <w:rFonts w:hint="eastAsia"/>
+          <w:sz w:val="18"/>
+          <w:szCs w:val="18"/>
+        </w:rPr>
+      </w:pPr>
+      <w:r>
+        <w:rPr>
+          <w:noProof/>
+        </w:rPr>
+        <mc:AlternateContent>
+          <mc:Choice Requires="wps">
+            <w:drawing>
+              <wp:anchor distT="0" distB="0" distL="114300" distR="114300" simplePos="0" relativeHeight="251685888" behindDoc="0" locked="0" layoutInCell="1" allowOverlap="1" wp14:anchorId="73963CF6" wp14:editId="3019C2FA">
+                <wp:simplePos x="0" y="0"/>
+                <wp:positionH relativeFrom="column">
+                  <wp:posOffset>4991100</wp:posOffset>
+                </wp:positionH>
+                <wp:positionV relativeFrom="paragraph">
+                  <wp:posOffset>828040</wp:posOffset>
+                </wp:positionV>
+                <wp:extent cx="1409700" cy="1885950"/>
+                <wp:effectExtent l="0" t="0" r="0" b="0"/>
+                <wp:wrapNone/>
+                <wp:docPr id="2037648734" name="Text Box 13"/>
+                <wp:cNvGraphicFramePr/>
+                <a:graphic xmlns:a="http://schemas.openxmlformats.org/drawingml/2006/main">
+                  <a:graphicData uri="http://schemas.microsoft.com/office/word/2010/wordprocessingShape">
+                    <wps:wsp>
+                      <wps:cNvSpPr txBox="1"/>
+                      <wps:spPr>
+                        <a:xfrm>
+                          <a:off x="0" y="0"/>
+                          <a:ext cx="1409700" cy="1885950"/>
+                        </a:xfrm>
+                        <a:prstGeom prst="rect">
+                          <a:avLst/>
+                        </a:prstGeom>
+                        <a:noFill/>
+                        <a:ln w="6350">
+                          <a:noFill/>
+                        </a:ln>
+                      </wps:spPr>
+                      <wps:txbx>
+                        <w:txbxContent>
+                          <w:p>
+                            <w:r>
+                              <w:rPr>
+                                <w:rFonts w:hint="eastAsia"/>
+                              </w:rPr>
+                              <w:t>: 구매할 도구 선택됨</w:t>
+                            </w:r>
+                          </w:p>
+                          <w:p>
+                            <w:pPr>
+                              <w:rPr>
+                                <w:rFonts w:hint="eastAsia"/>
+                              </w:rPr>
+                            </w:pPr>
+                            <w:r>
+                              <w:rPr>
+                                <w:rFonts w:hint="eastAsia"/>
+                              </w:rPr>
+                              <w:t>: 개수 초기화 버튼 누르면 다시 기본 상태로 돌아감</w:t>
+                            </w:r>
+                          </w:p>
+                        </w:txbxContent>
+                      </wps:txbx>
+                      <wps:bodyPr rot="0" spcFirstLastPara="0" vertOverflow="overflow" horzOverflow="overflow" vert="horz" wrap="square" lIns="91440" tIns="45720" rIns="91440" bIns="45720" numCol="1" spcCol="0" rtlCol="0" fromWordArt="0" anchor="t" anchorCtr="0" forceAA="0" compatLnSpc="1">
+                        <a:prstTxWarp prst="textNoShape">
+                          <a:avLst/>
+                        </a:prstTxWarp>
+                        <a:noAutofit/>
+                      </wps:bodyPr>
+                    </wps:wsp>
+                  </a:graphicData>
+                </a:graphic>
+                <wp14:sizeRelH relativeFrom="margin">
+                  <wp14:pctWidth>0</wp14:pctWidth>
+                </wp14:sizeRelH>
+                <wp14:sizeRelV relativeFrom="margin">
+                  <wp14:pctHeight>0</wp14:pctHeight>
+                </wp14:sizeRelV>
+              </wp:anchor>
+            </w:drawing>
+          </mc:Choice>
+          <mc:Fallback>
+            <w:pict>
+              <v:shape w14:anchorId="73963CF6" id="_x0000_s1028" type="#_x0000_t202" style="position:absolute;margin-left:393pt;margin-top:65.2pt;width:111pt;height:148.5pt;z-index:251685888;visibility:visible;mso-wrap-style:square;mso-width-percent:0;mso-height-percent:0;mso-wrap-distance-left:9pt;mso-wrap-distance-top:0;mso-wrap-distance-right:9pt;mso-wrap-distance-bottom:0;mso-position-horizontal:absolute;mso-position-horizontal-relative:text;mso-position-vertical:absolute;mso-position-vertical-relative:text;mso-width-percent:0;mso-height-percent:0;mso-width-relative:margin;mso-height-relative:margin;v-text-anchor:top" o:gfxdata="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" filled="f" stroked="f" strokeweight=".5pt">
+                <v:textbox>
+                  <w:txbxContent>
+                    <w:p>
+                      <w:r>
+                        <w:rPr>
+                          <w:rFonts w:hint="eastAsia"/>
+                        </w:rPr>
+                        <w:t>: 구매할 도구 선택됨</w:t>
+                      </w:r>
+                    </w:p>
+                    <w:p>
+                      <w:pPr>
+                        <w:rPr>
+                          <w:rFonts w:hint="eastAsia"/>
+                        </w:rPr>
+                      </w:pPr>
+                      <w:r>
+                        <w:rPr>
+                          <w:rFonts w:hint="eastAsia"/>
+                        </w:rPr>
+                        <w:t>: 개수 초기화 버튼 누르면 다시 기본 상태로 돌아감</w:t>
+                      </w:r>
+                    </w:p>
+                  </w:txbxContent>
+                </v:textbox>
+              </v:shape>
+            </w:pict>
+          </mc:Fallback>
+        </mc:AlternateContent>
+      </w:r>
+      <w:r>
+        <w:rPr>
+          <w:noProof/>
+        </w:rPr>
+        <mc:AlternateContent>
+          <mc:Choice Requires="wps">
+            <w:drawing>
+              <wp:anchor distT="0" distB="0" distL="114300" distR="114300" simplePos="0" relativeHeight="251682816" behindDoc="0" locked="0" layoutInCell="1" allowOverlap="1" wp14:anchorId="0EC8D562" wp14:editId="16E89EC4">
+                <wp:simplePos x="0" y="0"/>
+                <wp:positionH relativeFrom="column">
+                  <wp:posOffset>2864905</wp:posOffset>
+                </wp:positionH>
+                <wp:positionV relativeFrom="paragraph">
+                  <wp:posOffset>1966440</wp:posOffset>
+                </wp:positionV>
+                <wp:extent cx="914400" cy="376813"/>
+                <wp:effectExtent l="0" t="0" r="0" b="4445"/>
+                <wp:wrapNone/>
+                <wp:docPr id="513047172" name="Text Box 11"/>
+                <wp:cNvGraphicFramePr/>
+                <a:graphic xmlns:a="http://schemas.openxmlformats.org/drawingml/2006/main">
+                  <a:graphicData uri="http://schemas.microsoft.com/office/word/2010/wordprocessingShape">
+                    <wps:wsp>
+                      <wps:cNvSpPr txBox="1"/>
+                      <wps:spPr>
+                        <a:xfrm>
+                          <a:off x="0" y="0"/>
+                          <a:ext cx="914400" cy="376813"/>
+                        </a:xfrm>
+                        <a:prstGeom prst="rect">
+                          <a:avLst/>
+                        </a:prstGeom>
+                        <a:noFill/>
+                        <a:ln w="6350">
+                          <a:noFill/>
+                        </a:ln>
+                      </wps:spPr>
+                      <wps:txbx>
+                        <w:txbxContent>
+                          <w:p>
+                            <w:pPr>
+                              <w:rPr>
+                                <w:b/>
+                                <w:bCs/>
+                                <w:color w:val="0F9ED5" w:themeColor="accent4"/>
+                                <w:sz w:val="28"/>
+                                <w:szCs w:val="28"/>
+                              </w:rPr>
+                            </w:pPr>
+                            <w:r>
+                              <w:rPr>
+                                <w:rFonts w:hint="eastAsia"/>
+                                <w:b/>
+                                <w:bCs/>
+                                <w:color w:val="0F9ED5" w:themeColor="accent4"/>
+                                <w:sz w:val="28"/>
+                                <w:szCs w:val="28"/>
+                              </w:rPr>
+                              <w:t>or</w:t>
+                            </w:r>
+                          </w:p>
+                        </w:txbxContent>
+                      </wps:txbx>
+                      <wps:bodyPr rot="0" spcFirstLastPara="0" vertOverflow="overflow" horzOverflow="overflow" vert="horz" wrap="none" lIns="91440" tIns="45720" rIns="91440" bIns="45720" numCol="1" spcCol="0" rtlCol="0" fromWordArt="0" anchor="t" anchorCtr="0" forceAA="0" compatLnSpc="1">
+                        <a:prstTxWarp prst="textNoShape">
+                          <a:avLst/>
+                        </a:prstTxWarp>
+                        <a:noAutofit/>
+                      </wps:bodyPr>
+                    </wps:wsp>
+                  </a:graphicData>
+                </a:graphic>
+                <wp14:sizeRelV relativeFrom="margin">
+                  <wp14:pctHeight>0</wp14:pctHeight>
+                </wp14:sizeRelV>
+              </wp:anchor>
+            </w:drawing>
+          </mc:Choice>
+          <mc:Fallback>
+            <w:pict>
+              <v:shape w14:anchorId="0EC8D562" id="_x0000_s1029" type="#_x0000_t202" style="position:absolute;margin-left:225.6pt;margin-top:154.85pt;width:1in;height:29.65pt;z-index:251682816;visibility:visible;mso-wrap-style:none;mso-height-percent:0;mso-wrap-distance-left:9pt;mso-wrap-distance-top:0;mso-wrap-distance-right:9pt;mso-wrap-distance-bottom:0;mso-position-horizontal:absolute;mso-position-horizontal-relative:text;mso-position-vertical:absolute;mso-position-vertical-relative:text;mso-height-percent:0;mso-height-relative:margin;v-text-anchor:top" o:gfxdata="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" filled="f" stroked="f" strokeweight=".5pt">
+                <v:textbox>
+                  <w:txbxContent>
+                    <w:p>
+                      <w:pPr>
+                        <w:rPr>
+                          <w:b/>
+                          <w:bCs/>
+                          <w:color w:val="0F9ED5" w:themeColor="accent4"/>
+                          <w:sz w:val="28"/>
+                          <w:szCs w:val="28"/>
+                        </w:rPr>
+                      </w:pPr>
+                      <w:r>
+                        <w:rPr>
+                          <w:rFonts w:hint="eastAsia"/>
+                          <w:b/>
+                          <w:bCs/>
+                          <w:color w:val="0F9ED5" w:themeColor="accent4"/>
+                          <w:sz w:val="28"/>
+                          <w:szCs w:val="28"/>
+                        </w:rPr>
+                        <w:t>or</w:t>
+                      </w:r>
+                    </w:p>
+                  </w:txbxContent>
+                </v:textbox>
+              </v:shape>
+            </w:pict>
+          </mc:Fallback>
+        </mc:AlternateContent>
+      </w:r>
+      <w:r>
+        <w:rPr>
+          <w:noProof/>
+        </w:rPr>
+        <w:drawing>
+          <wp:anchor distT="0" distB="0" distL="114300" distR="114300" simplePos="0" relativeHeight="251680768" behindDoc="0" locked="0" layoutInCell="1" allowOverlap="1" wp14:anchorId="70DD3BAE" wp14:editId="46C85369">
+            <wp:simplePos x="0" y="0"/>
+            <wp:positionH relativeFrom="column">
+              <wp:posOffset>3061690</wp:posOffset>
+            </wp:positionH>
+            <wp:positionV relativeFrom="paragraph">
+              <wp:posOffset>2119763</wp:posOffset>
+            </wp:positionV>
+            <wp:extent cx="1222744" cy="469205"/>
+            <wp:effectExtent l="19050" t="19050" r="15875" b="26670"/>
+            <wp:wrapNone/>
+            <wp:docPr id="587737944" name="그림 1"/>
+            <wp:cNvGraphicFramePr>
+              <a:graphicFrameLocks xmlns:a="http://schemas.openxmlformats.org/drawingml/2006/main" noChangeAspect="1"/>
+            </wp:cNvGraphicFramePr>
+            <a:graphic xmlns:a="http://schemas.openxmlformats.org/drawingml/2006/main">
+              <a:graphicData uri="http://schemas.openxmlformats.org/drawingml/2006/picture">
+                <pic:pic xmlns:pic="http://schemas.openxmlformats.org/drawingml/2006/picture">
+                  <pic:nvPicPr>
+                    <pic:cNvPr id="587737944" name=""/>
+                    <pic:cNvPicPr/>
+                  </pic:nvPicPr>
+                  <pic:blipFill rotWithShape="1">
+                    <a:blip r:embed="rId8" cstate="print">
+                      <a:extLst>
+                        <a:ext uri="{28A0092B-C50C-407E-A947-70E740481C1C}">
+                          <a14:useLocalDpi xmlns:a14="http://schemas.microsoft.com/office/drawing/2010/main" val="0"/>
+                        </a:ext>
+                      </a:extLst>
+                    </a:blip>
+                    <a:srcRect l="38586" t="74320" r="40071" b="10560"/>
                     <a:stretch>
                       <a:fillRect/>
                     </a:stretch>
@@ -1325,7 +1735,7 @@
                   <pic:spPr bwMode="auto">
                     <a:xfrm>
                       <a:off x="0" y="0"/>
-                      <a:ext cx="1138555" cy="375920"/>
+                      <a:ext cx="1222744" cy="469205"/>
                     </a:xfrm>
                     <a:prstGeom prst="rect">
                       <a:avLst/>
@@ -1352,10 +1762,10 @@
           <w:noProof/>
         </w:rPr>
         <w:drawing>
-          <wp:inline distT="0" distB="0" distL="0" distR="0" wp14:anchorId="0C146659" wp14:editId="0F22942A">
-            <wp:extent cx="5199321" cy="2816299"/>
-            <wp:effectExtent l="0" t="0" r="1905" b="3175"/>
-            <wp:docPr id="210140832" name="그림 1"/>
+          <wp:inline distT="0" distB="0" distL="0" distR="0" wp14:anchorId="24764F30" wp14:editId="2F82EABD">
+            <wp:extent cx="4966222" cy="2690037"/>
+            <wp:effectExtent l="0" t="0" r="6350" b="0"/>
+            <wp:docPr id="685266314" name="그림 1"/>
             <wp:cNvGraphicFramePr>
               <a:graphicFrameLocks xmlns:a="http://schemas.openxmlformats.org/drawingml/2006/main" noChangeAspect="1"/>
             </wp:cNvGraphicFramePr>
@@ -1363,11 +1773,11 @@
               <a:graphicData uri="http://schemas.openxmlformats.org/drawingml/2006/picture">
                 <pic:pic xmlns:pic="http://schemas.openxmlformats.org/drawingml/2006/picture">
                   <pic:nvPicPr>
-                    <pic:cNvPr id="210140832" name="그림 1"/>
+                    <pic:cNvPr id="685266314" name="그림 1"/>
                     <pic:cNvPicPr/>
                   </pic:nvPicPr>
                   <pic:blipFill>
-                    <a:blip r:embed="rId8" cstate="print">
+                    <a:blip r:embed="rId9" cstate="print">
                       <a:extLst>
                         <a:ext uri="{28A0092B-C50C-407E-A947-70E740481C1C}">
                           <a14:useLocalDpi xmlns:a14="http://schemas.microsoft.com/office/drawing/2010/main" val="0"/>
@@ -1381,7 +1791,7 @@
                   <pic:spPr>
                     <a:xfrm>
                       <a:off x="0" y="0"/>
-                      <a:ext cx="5201965" cy="2817731"/>
+                      <a:ext cx="4966222" cy="2690037"/>
                     </a:xfrm>
                     <a:prstGeom prst="rect">
                       <a:avLst/>
